--- a/01-6个主号内容创作/引流小号_发布文案/引流小号_第78-84篇.docx
+++ b/01-6个主号内容创作/引流小号_发布文案/引流小号_第78-84篇.docx
@@ -3,430 +3,542 @@
 <w:document xmlns:wpc="http://schemas.microsoft.com/office/word/2010/wordprocessingCanvas" xmlns:mo="http://schemas.microsoft.com/office/mac/office/2008/main" xmlns:mc="http://schemas.openxmlformats.org/markup-compatibility/2006" xmlns:mv="urn:schemas-microsoft-com:mac:vml" xmlns:o="urn:schemas-microsoft-com:office:office" xmlns:r="http://schemas.openxmlformats.org/officeDocument/2006/relationships" xmlns:m="http://schemas.openxmlformats.org/officeDocument/2006/math" xmlns:v="urn:schemas-microsoft-com:vml" xmlns:wp14="http://schemas.microsoft.com/office/word/2010/wordprocessingDrawing" xmlns:wp="http://schemas.openxmlformats.org/drawingml/2006/wordprocessingDrawing" xmlns:w10="urn:schemas-microsoft-com:office:word" xmlns:w="http://schemas.openxmlformats.org/wordprocessingml/2006/main" xmlns:w14="http://schemas.microsoft.com/office/word/2010/wordml" xmlns:wpg="http://schemas.microsoft.com/office/word/2010/wordprocessingGroup" xmlns:wpi="http://schemas.microsoft.com/office/word/2010/wordprocessingInk" xmlns:wne="http://schemas.microsoft.com/office/word/2006/wordml" xmlns:wps="http://schemas.microsoft.com/office/word/2010/wordprocessingShape" mc:Ignorable="w14 wp14">
   <w:body>
     <w:p>
-      <w:pPr>
-        <w:pStyle w:val="Title"/>
-      </w:pPr>
       <w:r>
-        <w:t>引流小号文案 第78-84篇</w:t>
+        <w:rPr>
+          <w:b/>
+          <w:sz w:val="28"/>
+        </w:rPr>
+        <w:t>第78篇</w:t>
       </w:r>
     </w:p>
     <w:p>
-      <w:pPr>
-        <w:pStyle w:val="Heading1"/>
-      </w:pPr>
       <w:r>
-        <w:t>78. 账号：14芳芳财会|沈小辉</w:t>
+        <w:rPr>
+          <w:sz w:val="24"/>
+        </w:rPr>
+        <w:t>备考三个月，状态渐入佳境📚</w:t>
+      </w:r>
+    </w:p>
+    <w:p>
+      <w:r>
+        <w:rPr>
+          <w:sz w:val="24"/>
+        </w:rPr>
+        <w:t>突然翻到报名确认单</w:t>
+      </w:r>
+    </w:p>
+    <w:p>
+      <w:r>
+        <w:rPr>
+          <w:sz w:val="24"/>
+        </w:rPr>
+      </w:r>
+    </w:p>
+    <w:p>
+      <w:r>
+        <w:rPr>
+          <w:sz w:val="24"/>
+        </w:rPr>
+        <w:t>科目填错了😶</w:t>
+      </w:r>
+    </w:p>
+    <w:p>
+      <w:r>
+        <w:rPr>
+          <w:sz w:val="24"/>
+        </w:rPr>
+      </w:r>
+    </w:p>
+    <w:p>
+      <w:r>
+        <w:rPr>
+          <w:sz w:val="24"/>
+        </w:rPr>
+        <w:t>那一刻整个人都不好了</w:t>
+      </w:r>
+    </w:p>
+    <w:p>
+      <w:r>
+        <w:rPr>
+          <w:sz w:val="24"/>
+        </w:rPr>
+        <w:t>后来把诗雨漫画笔记拿出来</w:t>
+      </w:r>
+    </w:p>
+    <w:p>
+      <w:r>
+        <w:rPr>
+          <w:sz w:val="24"/>
+        </w:rPr>
+        <w:t>先把这门学扎实，下次再来</w:t>
+      </w:r>
+    </w:p>
+    <w:p>
+      <w:r>
+        <w:rPr>
+          <w:sz w:val="24"/>
+        </w:rPr>
+        <w:t>#会计 #中级会计 #中级会计备考 #注会cpa #财会 #备考日记 #备考焦虑 #诗雨会计</w:t>
+      </w:r>
+    </w:p>
+    <w:p>
+      <w:r>
+        <w:br w:type="page"/>
       </w:r>
     </w:p>
     <w:p>
       <w:r>
         <w:rPr>
           <w:b/>
+          <w:sz w:val="28"/>
         </w:rPr>
-        <w:t>标题：</w:t>
-      </w:r>
-      <w:r>
-        <w:t>备考到一半才发现报名时填错了科目</w:t>
-      </w:r>
-    </w:p>
-    <w:p/>
-    <w:p>
-      <w:r>
-        <w:t>正文：</w:t>
+        <w:t>第79篇</w:t>
       </w:r>
     </w:p>
     <w:p>
       <w:r>
-        <w:t>备考三个月，状态渐入佳境📚</w:t>
-        <w:br/>
-        <w:t>突然翻到报名确认单</w:t>
-        <w:br/>
-        <w:br/>
-        <w:t>科目填错了😶</w:t>
-        <w:br/>
-        <w:br/>
-        <w:t>那一刻整个人都不好了</w:t>
-        <w:br/>
-        <w:t>后来把诗雨漫画笔记拿出来</w:t>
-        <w:br/>
-        <w:t>先把这门学扎实，下次再来</w:t>
-      </w:r>
-    </w:p>
-    <w:p/>
-    <w:p>
-      <w:r>
-        <w:t>话题：</w:t>
-      </w:r>
-      <w:r>
-        <w:t>#会计 #中级会计 #中级会计备考 #注会cpa #财会 #备考日记 #备考焦虑 #诗雨会计</w:t>
+        <w:rPr>
+          <w:sz w:val="24"/>
+        </w:rPr>
+        <w:t>下班后打开教材准备学习📖</w:t>
       </w:r>
     </w:p>
     <w:p>
       <w:r>
-        <w:t>账号：14芳芳财会|沈小辉</w:t>
+        <w:rPr>
+          <w:sz w:val="24"/>
+        </w:rPr>
+        <w:t>看了两页开始犯困</w:t>
       </w:r>
     </w:p>
     <w:p>
       <w:r>
-        <w:t>——————————————————————————————</w:t>
+        <w:rPr>
+          <w:sz w:val="24"/>
+        </w:rPr>
+        <w:t>第二天醒来，书还压在脸上😶</w:t>
       </w:r>
     </w:p>
     <w:p>
-      <w:pPr>
-        <w:pStyle w:val="Heading1"/>
-      </w:pPr>
       <w:r>
-        <w:t>79. 账号：14芳芳财会|孙青5263</w:t>
+        <w:rPr>
+          <w:sz w:val="24"/>
+        </w:rPr>
+      </w:r>
+    </w:p>
+    <w:p>
+      <w:r>
+        <w:rPr>
+          <w:sz w:val="24"/>
+        </w:rPr>
+        <w:t>后来改成睡前只翻诗雨漫画笔记</w:t>
+      </w:r>
+    </w:p>
+    <w:p>
+      <w:r>
+        <w:rPr>
+          <w:sz w:val="24"/>
+        </w:rPr>
+        <w:t>图多字少，困了也能看进去</w:t>
+      </w:r>
+    </w:p>
+    <w:p>
+      <w:r>
+        <w:rPr>
+          <w:sz w:val="24"/>
+        </w:rPr>
+        <w:t>#会计 #中级会计 #中级会计备考 #注会cpa #财会 #备考日记 #打工人 #诗雨会计</w:t>
+      </w:r>
+    </w:p>
+    <w:p>
+      <w:r>
+        <w:br w:type="page"/>
       </w:r>
     </w:p>
     <w:p>
       <w:r>
         <w:rPr>
           <w:b/>
+          <w:sz w:val="28"/>
         </w:rPr>
-        <w:t>标题：</w:t>
-      </w:r>
-      <w:r>
-        <w:t>晚上学到睡着教材压在脸上</w:t>
-      </w:r>
-    </w:p>
-    <w:p/>
-    <w:p>
-      <w:r>
-        <w:t>正文：</w:t>
+        <w:t>第80篇</w:t>
       </w:r>
     </w:p>
     <w:p>
       <w:r>
-        <w:t>下班后打开教材准备学习📖</w:t>
-        <w:br/>
-        <w:t>看了两页开始犯困</w:t>
-        <w:br/>
-        <w:t>第二天醒来，书还压在脸上😶</w:t>
-        <w:br/>
-        <w:br/>
-        <w:t>后来改成睡前只翻诗雨漫画笔记</w:t>
-        <w:br/>
-        <w:t>图多字少，困了也能看进去</w:t>
-      </w:r>
-    </w:p>
-    <w:p/>
-    <w:p>
-      <w:r>
-        <w:t>话题：</w:t>
-      </w:r>
-      <w:r>
-        <w:t>#会计 #中级会计 #中级会计备考 #注会cpa #财会 #备考日记 #打工人 #诗雨会计</w:t>
+        <w:rPr>
+          <w:sz w:val="24"/>
+        </w:rPr>
+        <w:t>备考半年，每天都在学📚</w:t>
       </w:r>
     </w:p>
     <w:p>
       <w:r>
-        <w:t>账号：14芳芳财会|孙青5263</w:t>
+        <w:rPr>
+          <w:sz w:val="24"/>
+        </w:rPr>
+        <w:t>临近考试刷历年真题</w:t>
       </w:r>
     </w:p>
     <w:p>
       <w:r>
-        <w:t>——————————————————————————————</w:t>
+        <w:rPr>
+          <w:sz w:val="24"/>
+        </w:rPr>
+        <w:t>发现高频考点没几个学到过😶</w:t>
       </w:r>
     </w:p>
     <w:p>
-      <w:pPr>
-        <w:pStyle w:val="Heading1"/>
-      </w:pPr>
       <w:r>
-        <w:t>80. 账号：14芳芳财会|橙子学会计</w:t>
+        <w:rPr>
+          <w:sz w:val="24"/>
+        </w:rPr>
+      </w:r>
+    </w:p>
+    <w:p>
+      <w:r>
+        <w:rPr>
+          <w:sz w:val="24"/>
+        </w:rPr>
+        <w:t>后来用诗雨漫画笔记找考点分布</w:t>
+      </w:r>
+    </w:p>
+    <w:p>
+      <w:r>
+        <w:rPr>
+          <w:sz w:val="24"/>
+        </w:rPr>
+        <w:t>先把重点章节学扎实才是正路</w:t>
+      </w:r>
+    </w:p>
+    <w:p>
+      <w:r>
+        <w:rPr>
+          <w:sz w:val="24"/>
+        </w:rPr>
+        <w:t>#会计 #中级会计 #中级会计备考 #注会cpa #财会 #备考方法 #备考焦虑 #诗雨会计</w:t>
+      </w:r>
+    </w:p>
+    <w:p>
+      <w:r>
+        <w:br w:type="page"/>
       </w:r>
     </w:p>
     <w:p>
       <w:r>
         <w:rPr>
           <w:b/>
+          <w:sz w:val="28"/>
         </w:rPr>
-        <w:t>标题：</w:t>
-      </w:r>
-      <w:r>
-        <w:t>学了半年发现一直在学非重点</w:t>
-      </w:r>
-    </w:p>
-    <w:p/>
-    <w:p>
-      <w:r>
-        <w:t>正文：</w:t>
+        <w:t>第81篇</w:t>
       </w:r>
     </w:p>
     <w:p>
       <w:r>
-        <w:t>备考半年，每天都在学📚</w:t>
-        <w:br/>
-        <w:t>临近考试刷历年真题</w:t>
-        <w:br/>
-        <w:t>发现高频考点没几个学到过😶</w:t>
-        <w:br/>
-        <w:br/>
-        <w:t>后来用诗雨漫画笔记找考点分布</w:t>
-        <w:br/>
-        <w:t>先把重点章节学扎实才是正路</w:t>
-      </w:r>
-    </w:p>
-    <w:p/>
-    <w:p>
-      <w:r>
-        <w:t>话题：</w:t>
-      </w:r>
-      <w:r>
-        <w:t>#会计 #中级会计 #中级会计备考 #注会cpa #财会 #备考方法 #备考焦虑 #诗雨会计</w:t>
+        <w:rPr>
+          <w:sz w:val="24"/>
+        </w:rPr>
+        <w:t>错题本整理得很认真✍️</w:t>
       </w:r>
     </w:p>
     <w:p>
       <w:r>
-        <w:t>账号：14芳芳财会|橙子学会计</w:t>
+        <w:rPr>
+          <w:sz w:val="24"/>
+        </w:rPr>
+        <w:t>分类、标注、颜色区分</w:t>
       </w:r>
     </w:p>
     <w:p>
       <w:r>
-        <w:t>——————————————————————————————</w:t>
+        <w:rPr>
+          <w:sz w:val="24"/>
+        </w:rPr>
+        <w:t>整理了满满两本</w:t>
       </w:r>
     </w:p>
     <w:p>
-      <w:pPr>
-        <w:pStyle w:val="Heading1"/>
-      </w:pPr>
       <w:r>
-        <w:t>81. 账号：14芳芳财会|新老婆</w:t>
+        <w:rPr>
+          <w:sz w:val="24"/>
+        </w:rPr>
+      </w:r>
+    </w:p>
+    <w:p>
+      <w:r>
+        <w:rPr>
+          <w:sz w:val="24"/>
+        </w:rPr>
+        <w:t>考前翻了下，几乎没看过😶</w:t>
+      </w:r>
+    </w:p>
+    <w:p>
+      <w:r>
+        <w:rPr>
+          <w:sz w:val="24"/>
+        </w:rPr>
+      </w:r>
+    </w:p>
+    <w:p>
+      <w:r>
+        <w:rPr>
+          <w:sz w:val="24"/>
+        </w:rPr>
+        <w:t>后来改用诗雨漫画笔记直接看图</w:t>
+      </w:r>
+    </w:p>
+    <w:p>
+      <w:r>
+        <w:rPr>
+          <w:sz w:val="24"/>
+        </w:rPr>
+        <w:t>不整理也能记住</w:t>
+      </w:r>
+    </w:p>
+    <w:p>
+      <w:r>
+        <w:rPr>
+          <w:sz w:val="24"/>
+        </w:rPr>
+        <w:t>#会计 #中级会计 #中级会计备考 #注会cpa #财会 #备考方法 #学习效率 #诗雨会计</w:t>
+      </w:r>
+    </w:p>
+    <w:p>
+      <w:r>
+        <w:br w:type="page"/>
       </w:r>
     </w:p>
     <w:p>
       <w:r>
         <w:rPr>
           <w:b/>
+          <w:sz w:val="28"/>
         </w:rPr>
-        <w:t>标题：</w:t>
-      </w:r>
-      <w:r>
-        <w:t>把错题本整理了两遍从没回头看</w:t>
-      </w:r>
-    </w:p>
-    <w:p/>
-    <w:p>
-      <w:r>
-        <w:t>正文：</w:t>
+        <w:t>第82篇</w:t>
       </w:r>
     </w:p>
     <w:p>
       <w:r>
-        <w:t>错题本整理得很认真✍️</w:t>
-        <w:br/>
-        <w:t>分类、标注、颜色区分</w:t>
-        <w:br/>
-        <w:t>整理了满满两本</w:t>
-        <w:br/>
-        <w:br/>
-        <w:t>考前翻了下，几乎没看过😶</w:t>
-        <w:br/>
-        <w:br/>
-        <w:t>后来改用诗雨漫画笔记直接看图</w:t>
-        <w:br/>
-        <w:t>不整理也能记住</w:t>
-      </w:r>
-    </w:p>
-    <w:p/>
-    <w:p>
-      <w:r>
-        <w:t>话题：</w:t>
-      </w:r>
-      <w:r>
-        <w:t>#会计 #中级会计 #中级会计备考 #注会cpa #财会 #备考方法 #学习效率 #诗雨会计</w:t>
+        <w:rPr>
+          <w:sz w:val="24"/>
+        </w:rPr>
+        <w:t>考前最后一周，照理应该冲刺📋</w:t>
       </w:r>
     </w:p>
     <w:p>
       <w:r>
-        <w:t>账号：14芳芳财会|新老婆</w:t>
+        <w:rPr>
+          <w:sz w:val="24"/>
+        </w:rPr>
+        <w:t>结果突然什么都学不进去</w:t>
       </w:r>
     </w:p>
     <w:p>
       <w:r>
-        <w:t>——————————————————————————————</w:t>
+        <w:rPr>
+          <w:sz w:val="24"/>
+        </w:rPr>
+        <w:t>打开书就想放下😶</w:t>
       </w:r>
     </w:p>
     <w:p>
-      <w:pPr>
-        <w:pStyle w:val="Heading1"/>
-      </w:pPr>
       <w:r>
-        <w:t>82. 账号：14芳芳财会|孙玲小红书</w:t>
+        <w:rPr>
+          <w:sz w:val="24"/>
+        </w:rPr>
+      </w:r>
+    </w:p>
+    <w:p>
+      <w:r>
+        <w:rPr>
+          <w:sz w:val="24"/>
+        </w:rPr>
+        <w:t>后来翻出诗雨漫画笔记，只看图</w:t>
+      </w:r>
+    </w:p>
+    <w:p>
+      <w:r>
+        <w:rPr>
+          <w:sz w:val="24"/>
+        </w:rPr>
+        <w:t>不逼自己背，把框架过一遍</w:t>
+      </w:r>
+    </w:p>
+    <w:p>
+      <w:r>
+        <w:rPr>
+          <w:sz w:val="24"/>
+        </w:rPr>
+        <w:t>反而稳住了</w:t>
+      </w:r>
+    </w:p>
+    <w:p>
+      <w:r>
+        <w:rPr>
+          <w:sz w:val="24"/>
+        </w:rPr>
+        <w:t>#会计 #中级会计 #中级会计备考 #注会cpa #财会 #备考焦虑 #考试心态 #诗雨会计</w:t>
+      </w:r>
+    </w:p>
+    <w:p>
+      <w:r>
+        <w:br w:type="page"/>
       </w:r>
     </w:p>
     <w:p>
       <w:r>
         <w:rPr>
           <w:b/>
+          <w:sz w:val="28"/>
         </w:rPr>
-        <w:t>标题：</w:t>
-      </w:r>
-      <w:r>
-        <w:t>备考最后一周突然状态全垮了</w:t>
-      </w:r>
-    </w:p>
-    <w:p/>
-    <w:p>
-      <w:r>
-        <w:t>正文：</w:t>
+        <w:t>第83篇</w:t>
       </w:r>
     </w:p>
     <w:p>
       <w:r>
-        <w:t>考前最后一周，照理应该冲刺📋</w:t>
-        <w:br/>
-        <w:t>结果突然什么都学不进去</w:t>
-        <w:br/>
-        <w:t>打开书就想放下😶</w:t>
-        <w:br/>
-        <w:br/>
-        <w:t>后来翻出诗雨漫画笔记，只看图</w:t>
-        <w:br/>
-        <w:t>不逼自己背，把框架过一遍</w:t>
-        <w:br/>
-        <w:t>反而稳住了</w:t>
-      </w:r>
-    </w:p>
-    <w:p/>
-    <w:p>
-      <w:r>
-        <w:t>话题：</w:t>
-      </w:r>
-      <w:r>
-        <w:t>#会计 #中级会计 #中级会计备考 #注会cpa #财会 #备考焦虑 #考试心态 #诗雨会计</w:t>
+        <w:rPr>
+          <w:sz w:val="24"/>
+        </w:rPr>
+        <w:t>进考场前在包里找计算器🔍</w:t>
       </w:r>
     </w:p>
     <w:p>
       <w:r>
-        <w:t>账号：14芳芳财会|孙玲小红书</w:t>
+        <w:rPr>
+          <w:sz w:val="24"/>
+        </w:rPr>
+        <w:t>找了两分钟，没带</w:t>
       </w:r>
     </w:p>
     <w:p>
       <w:r>
-        <w:t>——————————————————————————————</w:t>
+        <w:rPr>
+          <w:sz w:val="24"/>
+        </w:rPr>
       </w:r>
     </w:p>
     <w:p>
-      <w:pPr>
-        <w:pStyle w:val="Heading1"/>
-      </w:pPr>
       <w:r>
-        <w:t>83. 账号：14芳芳财会|爹爹</w:t>
+        <w:rPr>
+          <w:sz w:val="24"/>
+        </w:rPr>
+        <w:t>当场懵了，幸好借到了一个😶</w:t>
+      </w:r>
+    </w:p>
+    <w:p>
+      <w:r>
+        <w:rPr>
+          <w:sz w:val="24"/>
+        </w:rPr>
+      </w:r>
+    </w:p>
+    <w:p>
+      <w:r>
+        <w:rPr>
+          <w:sz w:val="24"/>
+        </w:rPr>
+        <w:t>那次之后备考更认真了</w:t>
+      </w:r>
+    </w:p>
+    <w:p>
+      <w:r>
+        <w:rPr>
+          <w:sz w:val="24"/>
+        </w:rPr>
+        <w:t>考点用诗雨漫画笔记反复看</w:t>
+      </w:r>
+    </w:p>
+    <w:p>
+      <w:r>
+        <w:rPr>
+          <w:sz w:val="24"/>
+        </w:rPr>
+        <w:t>不能再出这种低级失误</w:t>
+      </w:r>
+    </w:p>
+    <w:p>
+      <w:r>
+        <w:rPr>
+          <w:sz w:val="24"/>
+        </w:rPr>
+        <w:t>#会计 #中级会计 #中级会计备考 #注会cpa #财会 #备考日记 #考试心态 #诗雨会计</w:t>
+      </w:r>
+    </w:p>
+    <w:p>
+      <w:r>
+        <w:br w:type="page"/>
       </w:r>
     </w:p>
     <w:p>
       <w:r>
         <w:rPr>
           <w:b/>
+          <w:sz w:val="28"/>
         </w:rPr>
-        <w:t>标题：</w:t>
-      </w:r>
-      <w:r>
-        <w:t>考试当天早上才发现忘带计算器</w:t>
-      </w:r>
-    </w:p>
-    <w:p/>
-    <w:p>
-      <w:r>
-        <w:t>正文：</w:t>
-      </w:r>
-    </w:p>
-    <w:p>
-      <w:r>
-        <w:t>进考场前在包里找计算器🔍</w:t>
-        <w:br/>
-        <w:t>找了两分钟，没带</w:t>
-        <w:br/>
-        <w:br/>
-        <w:t>当场懵了，幸好借到了一个😶</w:t>
-        <w:br/>
-        <w:br/>
-        <w:t>那次之后备考更认真了</w:t>
-        <w:br/>
-        <w:t>考点用诗雨漫画笔记反复看</w:t>
-        <w:br/>
-        <w:t>不能再出这种低级失误</w:t>
-      </w:r>
-    </w:p>
-    <w:p/>
-    <w:p>
-      <w:r>
-        <w:t>话题：</w:t>
-      </w:r>
-      <w:r>
-        <w:t>#会计 #中级会计 #中级会计备考 #注会cpa #财会 #备考日记 #考试心态 #诗雨会计</w:t>
-      </w:r>
-    </w:p>
-    <w:p>
-      <w:r>
-        <w:t>账号：14芳芳财会|爹爹</w:t>
-      </w:r>
-    </w:p>
-    <w:p>
-      <w:r>
-        <w:t>——————————————————————————————</w:t>
-      </w:r>
-    </w:p>
-    <w:p>
-      <w:pPr>
-        <w:pStyle w:val="Heading1"/>
-      </w:pPr>
-      <w:r>
-        <w:t>84. 账号：14芳芳财会|张菊香</w:t>
+        <w:t>第84篇</w:t>
       </w:r>
     </w:p>
     <w:p>
       <w:r>
         <w:rPr>
-          <w:b/>
+          <w:sz w:val="24"/>
         </w:rPr>
-        <w:t>标题：</w:t>
-      </w:r>
-      <w:r>
-        <w:t>成绩出来差一分没过那种感觉</w:t>
-      </w:r>
-    </w:p>
-    <w:p/>
-    <w:p>
-      <w:r>
-        <w:t>正文：</w:t>
+        <w:t>成绩查询页面刷新了三次📱</w:t>
       </w:r>
     </w:p>
     <w:p>
       <w:r>
-        <w:t>成绩查询页面刷新了三次📱</w:t>
-        <w:br/>
+        <w:rPr>
+          <w:sz w:val="24"/>
+        </w:rPr>
         <w:t>59分</w:t>
-        <w:br/>
-        <w:t>差一分😶</w:t>
-        <w:br/>
-        <w:br/>
-        <w:t>那天没说话，就发呆了一下午</w:t>
-        <w:br/>
-        <w:t>后来重新备考，换了诗雨漫画笔记</w:t>
-        <w:br/>
-        <w:t>把之前没搞懂的全补回来了</w:t>
-      </w:r>
-    </w:p>
-    <w:p/>
-    <w:p>
-      <w:r>
-        <w:t>话题：</w:t>
-      </w:r>
-      <w:r>
-        <w:t>#会计 #中级会计 #中级会计备考 #注会cpa #财会 #备考日记 #备考焦虑 #诗雨会计</w:t>
       </w:r>
     </w:p>
     <w:p>
       <w:r>
-        <w:t>账号：14芳芳财会|张菊香</w:t>
+        <w:rPr>
+          <w:sz w:val="24"/>
+        </w:rPr>
+        <w:t>差一分😶</w:t>
       </w:r>
     </w:p>
     <w:p>
       <w:r>
-        <w:t>——————————————————————————————</w:t>
+        <w:rPr>
+          <w:sz w:val="24"/>
+        </w:rPr>
+      </w:r>
+    </w:p>
+    <w:p>
+      <w:r>
+        <w:rPr>
+          <w:sz w:val="24"/>
+        </w:rPr>
+        <w:t>那天没说话，就发呆了一下午</w:t>
+      </w:r>
+    </w:p>
+    <w:p>
+      <w:r>
+        <w:rPr>
+          <w:sz w:val="24"/>
+        </w:rPr>
+        <w:t>后来重新备考，换了诗雨漫画笔记</w:t>
+      </w:r>
+    </w:p>
+    <w:p>
+      <w:r>
+        <w:rPr>
+          <w:sz w:val="24"/>
+        </w:rPr>
+        <w:t>把之前没搞懂的全补回来了</w:t>
+      </w:r>
+    </w:p>
+    <w:p>
+      <w:r>
+        <w:rPr>
+          <w:sz w:val="24"/>
+        </w:rPr>
+        <w:t>#会计 #中级会计 #中级会计备考 #注会cpa #财会 #备考日记 #备考焦虑 #诗雨会计</w:t>
       </w:r>
     </w:p>
     <w:sectPr>

--- a/01-6个主号内容创作/引流小号_发布文案/引流小号_第78-84篇.docx
+++ b/01-6个主号内容创作/引流小号_发布文案/引流小号_第78-84篇.docx
@@ -78,7 +78,7 @@
         <w:rPr>
           <w:sz w:val="24"/>
         </w:rPr>
-        <w:t>#会计 #中级会计 #中级会计备考 #注会cpa #财会 #备考日记 #备考焦虑 #诗雨会计</w:t>
+        <w:t>#会计 #中级会计 #中级会计备考 #注会cpa #备考焦虑 #诗雨会计</w:t>
       </w:r>
     </w:p>
     <w:p>
@@ -147,7 +147,7 @@
         <w:rPr>
           <w:sz w:val="24"/>
         </w:rPr>
-        <w:t>#会计 #中级会计 #中级会计备考 #注会cpa #财会 #备考日记 #打工人 #诗雨会计</w:t>
+        <w:t>#会计 #中级会计 #中级会计备考 #注会cpa #打工人 #诗雨会计</w:t>
       </w:r>
     </w:p>
     <w:p>
@@ -216,7 +216,7 @@
         <w:rPr>
           <w:sz w:val="24"/>
         </w:rPr>
-        <w:t>#会计 #中级会计 #中级会计备考 #注会cpa #财会 #备考方法 #备考焦虑 #诗雨会计</w:t>
+        <w:t>#会计 #中级会计 #中级会计备考 #注会cpa #备考方法 #备考焦虑 #诗雨会计</w:t>
       </w:r>
     </w:p>
     <w:p>
@@ -300,7 +300,7 @@
         <w:rPr>
           <w:sz w:val="24"/>
         </w:rPr>
-        <w:t>#会计 #中级会计 #中级会计备考 #注会cpa #财会 #备考方法 #学习效率 #诗雨会计</w:t>
+        <w:t>#会计 #中级会计 #中级会计备考 #注会cpa #备考方法 #学习效率 #诗雨会计</w:t>
       </w:r>
     </w:p>
     <w:p>
@@ -377,7 +377,7 @@
         <w:rPr>
           <w:sz w:val="24"/>
         </w:rPr>
-        <w:t>#会计 #中级会计 #中级会计备考 #注会cpa #财会 #备考焦虑 #考试心态 #诗雨会计</w:t>
+        <w:t>#会计 #中级会计 #中级会计备考 #注会cpa #备考焦虑 #考试心态 #诗雨会计</w:t>
       </w:r>
     </w:p>
     <w:p>
@@ -461,7 +461,7 @@
         <w:rPr>
           <w:sz w:val="24"/>
         </w:rPr>
-        <w:t>#会计 #中级会计 #中级会计备考 #注会cpa #财会 #备考日记 #考试心态 #诗雨会计</w:t>
+        <w:t>#会计 #中级会计 #中级会计备考 #注会cpa #考试心态 #诗雨会计</w:t>
       </w:r>
     </w:p>
     <w:p>
@@ -538,7 +538,7 @@
         <w:rPr>
           <w:sz w:val="24"/>
         </w:rPr>
-        <w:t>#会计 #中级会计 #中级会计备考 #注会cpa #财会 #备考日记 #备考焦虑 #诗雨会计</w:t>
+        <w:t>#会计 #中级会计 #中级会计备考 #注会cpa #备考焦虑 #诗雨会计</w:t>
       </w:r>
     </w:p>
     <w:sectPr>
